--- a/rapports/2026-06-06/EQ8/EQ8_sup_v2/DR_071202010023/54-46-84-54.docx
+++ b/rapports/2026-06-06/EQ8/EQ8_sup_v2/DR_071202010023/54-46-84-54.docx
@@ -297,7 +297,7 @@
           <w:color w:val="1F6FEB"/>
           <w:sz w:val="22"/>
         </w:rPr>
-        <w:t>⚠ INCOHÉRENCES À CORRIGER (52)</w:t>
+        <w:t>⚠ INCOHÉRENCES À CORRIGER (50)</w:t>
       </w:r>
     </w:p>
     <w:tbl>
@@ -878,7 +878,7 @@
                 <w:i w:val="0"/>
                 <w:sz w:val="16"/>
               </w:rPr>
-              <w:t>S02</w:t>
+              <w:t>S04</w:t>
               <w:br/>
             </w:r>
             <w:r>
@@ -888,7 +888,7 @@
                 <w:color w:val="64748B"/>
                 <w:sz w:val="14"/>
               </w:rPr>
-              <w:t>Éducation</w:t>
+              <w:t>Emploi</w:t>
             </w:r>
           </w:p>
         </w:tc>
@@ -904,7 +904,7 @@
                 <w:color w:val="16A34A"/>
                 <w:sz w:val="16"/>
               </w:rPr>
-              <w:t>—</w:t>
+              <w:t>s04q46</w:t>
             </w:r>
           </w:p>
         </w:tc>
@@ -935,7 +935,7 @@
                 <w:i w:val="0"/>
                 <w:sz w:val="17"/>
               </w:rPr>
-              <w:t>Incohérence!!! seulement les écoles privées paient les frais de scolarité (y compris les frais d'inscription).</w:t>
+              <w:t>Incohérence! Mor sarr  evolue dans l'agriculture mais est  considéré comme salarié ou stagiaire/apprenti non renuméré, prière de revoir la question s04q46 et corriger.</w:t>
             </w:r>
           </w:p>
         </w:tc>
@@ -950,10 +950,10 @@
               <w:rPr>
                 <w:b/>
                 <w:i w:val="0"/>
-                <w:color w:val="DC2626"/>
+                <w:color w:val="EA580C"/>
                 <w:sz w:val="16"/>
               </w:rPr>
-              <w:t>Haute</w:t>
+              <w:t>Moyenne</w:t>
             </w:r>
           </w:p>
         </w:tc>
@@ -968,7 +968,7 @@
                 <w:i w:val="0"/>
                 <w:sz w:val="16"/>
               </w:rPr>
-              <w:t>S04</w:t>
+              <w:t>S00</w:t>
               <w:br/>
             </w:r>
             <w:r>
@@ -978,7 +978,7 @@
                 <w:color w:val="64748B"/>
                 <w:sz w:val="14"/>
               </w:rPr>
-              <w:t>Emploi</w:t>
+              <w:t>Identification</w:t>
             </w:r>
           </w:p>
         </w:tc>
@@ -994,7 +994,7 @@
                 <w:color w:val="16A34A"/>
                 <w:sz w:val="16"/>
               </w:rPr>
-              <w:t>s04q46</w:t>
+              <w:t>s00q27</w:t>
             </w:r>
           </w:p>
         </w:tc>
@@ -1025,7 +1025,7 @@
                 <w:i w:val="0"/>
                 <w:sz w:val="17"/>
               </w:rPr>
-              <w:t>Incohérence! Mor sarr  evolue dans l'agriculture mais est  considéré comme salarié ou stagiaire/apprenti non renuméré, prière de revoir la question s04q46 et corriger.</w:t>
+              <w:t>Le questionnaire semble ne pas être complètement fini mais le questionnaire est en statut complet, prière de compléter le questionnaire.</w:t>
             </w:r>
           </w:p>
         </w:tc>
@@ -1084,7 +1084,7 @@
                 <w:color w:val="16A34A"/>
                 <w:sz w:val="16"/>
               </w:rPr>
-              <w:t>s00q27</w:t>
+              <w:t>—</w:t>
             </w:r>
           </w:p>
         </w:tc>
@@ -1115,7 +1115,7 @@
                 <w:i w:val="0"/>
                 <w:sz w:val="17"/>
               </w:rPr>
-              <w:t>Le questionnaire semble ne pas être complètement fini mais le questionnaire est en statut complet, prière de compléter le questionnaire.</w:t>
+              <w:t>L'adresse ou la localisation du ménage doit être bien renseignée, ne doit pas contenir des numéros de téléphone et elle semble courte pour être une adresse.</w:t>
             </w:r>
           </w:p>
         </w:tc>
@@ -1205,7 +1205,7 @@
                 <w:i w:val="0"/>
                 <w:sz w:val="17"/>
               </w:rPr>
-              <w:t>L'adresse ou la localisation du ménage doit être bien renseignée, ne doit pas contenir des numéros de téléphone et elle semble courte pour être une adresse.</w:t>
+              <w:t>Prière de renseigner la bonne adresse.</w:t>
             </w:r>
           </w:p>
         </w:tc>
@@ -1238,7 +1238,7 @@
                 <w:i w:val="0"/>
                 <w:sz w:val="16"/>
               </w:rPr>
-              <w:t>S00</w:t>
+              <w:t>S01</w:t>
               <w:br/>
             </w:r>
             <w:r>
@@ -1248,7 +1248,7 @@
                 <w:color w:val="64748B"/>
                 <w:sz w:val="14"/>
               </w:rPr>
-              <w:t>Identification</w:t>
+              <w:t>Démographie</w:t>
             </w:r>
           </w:p>
         </w:tc>
@@ -1264,7 +1264,7 @@
                 <w:color w:val="16A34A"/>
                 <w:sz w:val="16"/>
               </w:rPr>
-              <w:t>—</w:t>
+              <w:t>s01q23, s01q00b, s01q23_autre</w:t>
             </w:r>
           </w:p>
         </w:tc>
@@ -1295,7 +1295,7 @@
                 <w:i w:val="0"/>
                 <w:sz w:val="17"/>
               </w:rPr>
-              <w:t>Prière de renseigner la bonne adresse.</w:t>
+              <w:t>La raison principale que Mor Gueye envisage de migrer est travail et semble exister dans les modalités, prière de prendre attache avec le QG pour plus d'explication afin de la classer bien.</w:t>
             </w:r>
           </w:p>
         </w:tc>
@@ -1354,7 +1354,7 @@
                 <w:color w:val="16A34A"/>
                 <w:sz w:val="16"/>
               </w:rPr>
-              <w:t>s01q23, s01q00b, s01q23_autre</w:t>
+              <w:t>—</w:t>
             </w:r>
           </w:p>
         </w:tc>
@@ -1385,7 +1385,7 @@
                 <w:i w:val="0"/>
                 <w:sz w:val="17"/>
               </w:rPr>
-              <w:t>La raison principale que Mor Gueye envisage de migrer est travail et semble exister dans les modalités, prière de prendre attache avec le QG pour plus d'explication afin de la classer bien.</w:t>
+              <w:t>Prière de verifier l'information donnée par Mor Gueye ou corriger au niveau de la section 1.</w:t>
             </w:r>
           </w:p>
         </w:tc>
@@ -1475,7 +1475,7 @@
                 <w:i w:val="0"/>
                 <w:sz w:val="17"/>
               </w:rPr>
-              <w:t>Prière de verifier l'information donnée par Mor Gueye ou corriger au niveau de la section 1.</w:t>
+              <w:t>Prière de verifier l'information donnée par Mbene Gueye ou corriger au niveau de la section 1.</w:t>
             </w:r>
           </w:p>
         </w:tc>
@@ -1565,7 +1565,7 @@
                 <w:i w:val="0"/>
                 <w:sz w:val="17"/>
               </w:rPr>
-              <w:t>Prière de verifier l'information donnée par Mbene Gueye ou corriger au niveau de la section 1.</w:t>
+              <w:t>Prière de verifier l'information donnée par Modou Gueye ou corriger au niveau de la section 1.</w:t>
             </w:r>
           </w:p>
         </w:tc>
@@ -1624,7 +1624,7 @@
                 <w:color w:val="16A34A"/>
                 <w:sz w:val="16"/>
               </w:rPr>
-              <w:t>—</w:t>
+              <w:t>s01q35, s01q36</w:t>
             </w:r>
           </w:p>
         </w:tc>
@@ -1655,187 +1655,7 @@
                 <w:i w:val="0"/>
                 <w:sz w:val="17"/>
               </w:rPr>
-              <w:t>Prière de verifier l'information donnée par Modou Gueye ou corriger au niveau de la section 1.</w:t>
-            </w:r>
-          </w:p>
-        </w:tc>
-      </w:tr>
-      <w:tr>
-        <w:tc>
-          <w:tcPr>
-            <w:tcW w:type="dxa" w:w="964"/>
-          </w:tcPr>
-          <w:p>
-            <w:r>
-              <w:rPr>
-                <w:b/>
-                <w:i w:val="0"/>
-                <w:color w:val="EA580C"/>
-                <w:sz w:val="16"/>
-              </w:rPr>
-              <w:t>Moyenne</w:t>
-            </w:r>
-          </w:p>
-        </w:tc>
-        <w:tc>
-          <w:tcPr>
-            <w:tcW w:type="dxa" w:w="1247"/>
-          </w:tcPr>
-          <w:p>
-            <w:r>
-              <w:rPr>
-                <w:b/>
-                <w:i w:val="0"/>
-                <w:sz w:val="16"/>
-              </w:rPr>
-              <w:t>S01</w:t>
-              <w:br/>
-            </w:r>
-            <w:r>
-              <w:rPr>
-                <w:b w:val="0"/>
-                <w:i w:val="0"/>
-                <w:color w:val="64748B"/>
-                <w:sz w:val="14"/>
-              </w:rPr>
-              <w:t>Démographie</w:t>
-            </w:r>
-          </w:p>
-        </w:tc>
-        <w:tc>
-          <w:tcPr>
-            <w:tcW w:type="dxa" w:w="1531"/>
-          </w:tcPr>
-          <w:p>
-            <w:r>
-              <w:rPr>
-                <w:b/>
-                <w:i w:val="0"/>
-                <w:color w:val="16A34A"/>
-                <w:sz w:val="16"/>
-              </w:rPr>
-              <w:t>s01q35, s01q36</w:t>
-            </w:r>
-          </w:p>
-        </w:tc>
-        <w:tc>
-          <w:tcPr>
-            <w:tcW w:type="dxa" w:w="1191"/>
-          </w:tcPr>
-          <w:p>
-            <w:r>
-              <w:rPr>
-                <w:b w:val="0"/>
-                <w:i w:val="0"/>
-                <w:color w:val="64748B"/>
-                <w:sz w:val="16"/>
-              </w:rPr>
-              <w:t>GT-CQ</w:t>
-            </w:r>
-          </w:p>
-        </w:tc>
-        <w:tc>
-          <w:tcPr>
-            <w:tcW w:type="dxa" w:w="4706"/>
-          </w:tcPr>
-          <w:p>
-            <w:r>
-              <w:rPr>
-                <w:b w:val="0"/>
-                <w:i w:val="0"/>
-                <w:sz w:val="17"/>
-              </w:rPr>
               <w:t>La catégorie socioprofessionnelle de la mère biologique de  MAMADOU GUEYE n'est pas coherente avec les réponses des questions s01q35 et s01q36, prière de corriger ou de confirmer cette informations avec le QG.</w:t>
-            </w:r>
-          </w:p>
-        </w:tc>
-      </w:tr>
-      <w:tr>
-        <w:tc>
-          <w:tcPr>
-            <w:tcW w:type="dxa" w:w="964"/>
-          </w:tcPr>
-          <w:p>
-            <w:r>
-              <w:rPr>
-                <w:b/>
-                <w:i w:val="0"/>
-                <w:color w:val="EA580C"/>
-                <w:sz w:val="16"/>
-              </w:rPr>
-              <w:t>Moyenne</w:t>
-            </w:r>
-          </w:p>
-        </w:tc>
-        <w:tc>
-          <w:tcPr>
-            <w:tcW w:type="dxa" w:w="1247"/>
-          </w:tcPr>
-          <w:p>
-            <w:r>
-              <w:rPr>
-                <w:b/>
-                <w:i w:val="0"/>
-                <w:sz w:val="16"/>
-              </w:rPr>
-              <w:t>S02</w:t>
-              <w:br/>
-            </w:r>
-            <w:r>
-              <w:rPr>
-                <w:b w:val="0"/>
-                <w:i w:val="0"/>
-                <w:color w:val="64748B"/>
-                <w:sz w:val="14"/>
-              </w:rPr>
-              <w:t>Éducation</w:t>
-            </w:r>
-          </w:p>
-        </w:tc>
-        <w:tc>
-          <w:tcPr>
-            <w:tcW w:type="dxa" w:w="1531"/>
-          </w:tcPr>
-          <w:p>
-            <w:r>
-              <w:rPr>
-                <w:b/>
-                <w:i w:val="0"/>
-                <w:color w:val="16A34A"/>
-                <w:sz w:val="16"/>
-              </w:rPr>
-              <w:t>—</w:t>
-            </w:r>
-          </w:p>
-        </w:tc>
-        <w:tc>
-          <w:tcPr>
-            <w:tcW w:type="dxa" w:w="1191"/>
-          </w:tcPr>
-          <w:p>
-            <w:r>
-              <w:rPr>
-                <w:b w:val="0"/>
-                <w:i w:val="0"/>
-                <w:color w:val="64748B"/>
-                <w:sz w:val="16"/>
-              </w:rPr>
-              <w:t>GT-CQ</w:t>
-            </w:r>
-          </w:p>
-        </w:tc>
-        <w:tc>
-          <w:tcPr>
-            <w:tcW w:type="dxa" w:w="4706"/>
-          </w:tcPr>
-          <w:p>
-            <w:r>
-              <w:rPr>
-                <w:b w:val="0"/>
-                <w:i w:val="0"/>
-                <w:sz w:val="17"/>
-              </w:rPr>
-              <w:t>veuillez, s'il vous plait, confirmer les frais de scolarité ( 2000 FCFA) payée de Modou Gueye avec le QG ou apporter les corrections nécessaires.</w:t>
             </w:r>
           </w:p>
         </w:tc>
